--- a/diseño de modas.docx
+++ b/diseño de modas.docx
@@ -5,17 +5,111 @@
     <w:p>
       <w:pPr>
         <w:rPr>
-          <w:b/>
-          <w:lang w:val="es-ES"/>
-        </w:rPr>
-      </w:pPr>
-      <w:r>
-        <w:rPr>
-          <w:rFonts w:ascii="Arial" w:hAnsi="Arial" w:cs="Arial"/>
-          <w:b/>
-          <w:sz w:val="32"/>
-          <w:lang w:val="es-ES"/>
-        </w:rPr>
+          <w:rFonts w:ascii="Arial" w:hAnsi="Arial" w:cs="Arial"/>
+          <w:b/>
+          <w:sz w:val="32"/>
+          <w:lang w:val="es-ES"/>
+        </w:rPr>
+      </w:pPr>
+      <w:r>
+        <w:rPr>
+          <w:rFonts w:ascii="Arial" w:hAnsi="Arial" w:cs="Arial"/>
+          <w:b/>
+          <w:noProof/>
+          <w:sz w:val="32"/>
+          <w:lang w:val="es-ES"/>
+        </w:rPr>
+        <w:drawing>
+          <wp:anchor distT="0" distB="0" distL="114300" distR="114300" simplePos="0" relativeHeight="251658240" behindDoc="0" locked="0" layoutInCell="1" allowOverlap="1">
+            <wp:simplePos x="0" y="0"/>
+            <wp:positionH relativeFrom="margin">
+              <wp:posOffset>-756285</wp:posOffset>
+            </wp:positionH>
+            <wp:positionV relativeFrom="paragraph">
+              <wp:posOffset>-566420</wp:posOffset>
+            </wp:positionV>
+            <wp:extent cx="7132955" cy="9391650"/>
+            <wp:effectExtent l="0" t="0" r="0" b="0"/>
+            <wp:wrapNone/>
+            <wp:docPr id="1" name="Imagen 1"/>
+            <wp:cNvGraphicFramePr>
+              <a:graphicFrameLocks xmlns:a="http://schemas.openxmlformats.org/drawingml/2006/main" noChangeAspect="1"/>
+            </wp:cNvGraphicFramePr>
+            <a:graphic xmlns:a="http://schemas.openxmlformats.org/drawingml/2006/main">
+              <a:graphicData uri="http://schemas.openxmlformats.org/drawingml/2006/picture">
+                <pic:pic xmlns:pic="http://schemas.openxmlformats.org/drawingml/2006/picture">
+                  <pic:nvPicPr>
+                    <pic:cNvPr id="1" name="Blue Simple Aesthetic Floral Notebook Cover Page A4.png"/>
+                    <pic:cNvPicPr/>
+                  </pic:nvPicPr>
+                  <pic:blipFill>
+                    <a:blip r:embed="rId5">
+                      <a:extLst>
+                        <a:ext uri="{28A0092B-C50C-407E-A947-70E740481C1C}">
+                          <a14:useLocalDpi xmlns:a14="http://schemas.microsoft.com/office/drawing/2010/main" val="0"/>
+                        </a:ext>
+                      </a:extLst>
+                    </a:blip>
+                    <a:stretch>
+                      <a:fillRect/>
+                    </a:stretch>
+                  </pic:blipFill>
+                  <pic:spPr>
+                    <a:xfrm>
+                      <a:off x="0" y="0"/>
+                      <a:ext cx="7140723" cy="9401878"/>
+                    </a:xfrm>
+                    <a:prstGeom prst="rect">
+                      <a:avLst/>
+                    </a:prstGeom>
+                  </pic:spPr>
+                </pic:pic>
+              </a:graphicData>
+            </a:graphic>
+            <wp14:sizeRelH relativeFrom="margin">
+              <wp14:pctWidth>0</wp14:pctWidth>
+            </wp14:sizeRelH>
+            <wp14:sizeRelV relativeFrom="margin">
+              <wp14:pctHeight>0</wp14:pctHeight>
+            </wp14:sizeRelV>
+          </wp:anchor>
+        </w:drawing>
+      </w:r>
+    </w:p>
+    <w:p>
+      <w:pPr>
+        <w:rPr>
+          <w:rFonts w:ascii="Arial" w:hAnsi="Arial" w:cs="Arial"/>
+          <w:b/>
+          <w:sz w:val="32"/>
+          <w:lang w:val="es-ES"/>
+        </w:rPr>
+      </w:pPr>
+      <w:r>
+        <w:rPr>
+          <w:rFonts w:ascii="Arial" w:hAnsi="Arial" w:cs="Arial"/>
+          <w:b/>
+          <w:sz w:val="32"/>
+          <w:lang w:val="es-ES"/>
+        </w:rPr>
+        <w:br w:type="page"/>
+      </w:r>
+    </w:p>
+    <w:p>
+      <w:pPr>
+        <w:rPr>
+          <w:b/>
+          <w:lang w:val="es-ES"/>
+        </w:rPr>
+      </w:pPr>
+      <w:r>
+        <w:rPr>
+          <w:rFonts w:ascii="Arial" w:hAnsi="Arial" w:cs="Arial"/>
+          <w:b/>
+          <w:sz w:val="32"/>
+          <w:lang w:val="es-ES"/>
+        </w:rPr>
+        <w:lastRenderedPageBreak/>
         <w:t>Evidencia a recopilar</w:t>
       </w:r>
       <w:r>
@@ -404,21 +498,7 @@
           <w:rFonts w:ascii="Arial" w:hAnsi="Arial" w:cs="Arial"/>
           <w:sz w:val="24"/>
         </w:rPr>
-        <w:t>(</w:t>
-      </w:r>
-      <w:r>
-        <w:rPr>
-          <w:rFonts w:ascii="Arial" w:hAnsi="Arial" w:cs="Arial"/>
-          <w:sz w:val="24"/>
-        </w:rPr>
-        <w:t>Wild Bloom</w:t>
-      </w:r>
-      <w:r>
-        <w:rPr>
-          <w:rFonts w:ascii="Arial" w:hAnsi="Arial" w:cs="Arial"/>
-          <w:sz w:val="24"/>
-        </w:rPr>
-        <w:t>)</w:t>
+        <w:t>(Wild Bloom)</w:t>
       </w:r>
     </w:p>
     <w:p>
@@ -1164,20 +1244,252 @@
     </w:p>
     <w:p>
       <w:pPr>
-        <w:rPr>
-          <w:rFonts w:ascii="Arial" w:hAnsi="Arial" w:cs="Arial"/>
-          <w:b/>
-          <w:sz w:val="32"/>
-          <w:lang w:val="es-ES"/>
-        </w:rPr>
-      </w:pPr>
-      <w:r>
-        <w:rPr>
-          <w:rFonts w:ascii="Arial" w:hAnsi="Arial" w:cs="Arial"/>
-          <w:b/>
-          <w:sz w:val="32"/>
-          <w:lang w:val="es-ES"/>
-        </w:rPr>
+        <w:spacing w:before="100" w:beforeAutospacing="1" w:after="100" w:afterAutospacing="1" w:line="240" w:lineRule="auto"/>
+        <w:rPr>
+          <w:rFonts w:ascii="Arial" w:eastAsia="Times New Roman" w:hAnsi="Arial" w:cs="Arial"/>
+          <w:sz w:val="24"/>
+          <w:szCs w:val="24"/>
+          <w:lang w:eastAsia="es-MX"/>
+        </w:rPr>
+      </w:pPr>
+    </w:p>
+    <w:p>
+      <w:pPr>
+        <w:spacing w:before="100" w:beforeAutospacing="1" w:after="100" w:afterAutospacing="1" w:line="240" w:lineRule="auto"/>
+        <w:rPr>
+          <w:rFonts w:ascii="Arial" w:eastAsia="Times New Roman" w:hAnsi="Arial" w:cs="Arial"/>
+          <w:sz w:val="24"/>
+          <w:szCs w:val="24"/>
+          <w:lang w:eastAsia="es-MX"/>
+        </w:rPr>
+      </w:pPr>
+    </w:p>
+    <w:p>
+      <w:pPr>
+        <w:spacing w:before="100" w:beforeAutospacing="1" w:after="100" w:afterAutospacing="1" w:line="240" w:lineRule="auto"/>
+        <w:rPr>
+          <w:rFonts w:ascii="Arial" w:eastAsia="Times New Roman" w:hAnsi="Arial" w:cs="Arial"/>
+          <w:sz w:val="24"/>
+          <w:szCs w:val="24"/>
+          <w:lang w:eastAsia="es-MX"/>
+        </w:rPr>
+      </w:pPr>
+    </w:p>
+    <w:p>
+      <w:pPr>
+        <w:spacing w:before="100" w:beforeAutospacing="1" w:after="100" w:afterAutospacing="1" w:line="240" w:lineRule="auto"/>
+        <w:rPr>
+          <w:rFonts w:ascii="Arial" w:eastAsia="Times New Roman" w:hAnsi="Arial" w:cs="Arial"/>
+          <w:sz w:val="24"/>
+          <w:szCs w:val="24"/>
+          <w:lang w:eastAsia="es-MX"/>
+        </w:rPr>
+      </w:pPr>
+    </w:p>
+    <w:p>
+      <w:pPr>
+        <w:spacing w:before="100" w:beforeAutospacing="1" w:after="100" w:afterAutospacing="1" w:line="240" w:lineRule="auto"/>
+        <w:rPr>
+          <w:rFonts w:ascii="Arial" w:eastAsia="Times New Roman" w:hAnsi="Arial" w:cs="Arial"/>
+          <w:sz w:val="24"/>
+          <w:szCs w:val="24"/>
+          <w:lang w:eastAsia="es-MX"/>
+        </w:rPr>
+      </w:pPr>
+    </w:p>
+    <w:p>
+      <w:pPr>
+        <w:spacing w:before="100" w:beforeAutospacing="1" w:after="100" w:afterAutospacing="1" w:line="240" w:lineRule="auto"/>
+        <w:rPr>
+          <w:rFonts w:ascii="Arial" w:eastAsia="Times New Roman" w:hAnsi="Arial" w:cs="Arial"/>
+          <w:sz w:val="24"/>
+          <w:szCs w:val="24"/>
+          <w:lang w:eastAsia="es-MX"/>
+        </w:rPr>
+      </w:pPr>
+    </w:p>
+    <w:p>
+      <w:pPr>
+        <w:spacing w:before="100" w:beforeAutospacing="1" w:after="100" w:afterAutospacing="1" w:line="240" w:lineRule="auto"/>
+        <w:rPr>
+          <w:rFonts w:ascii="Arial" w:eastAsia="Times New Roman" w:hAnsi="Arial" w:cs="Arial"/>
+          <w:sz w:val="24"/>
+          <w:szCs w:val="24"/>
+          <w:lang w:eastAsia="es-MX"/>
+        </w:rPr>
+      </w:pPr>
+    </w:p>
+    <w:p>
+      <w:pPr>
+        <w:spacing w:before="100" w:beforeAutospacing="1" w:after="100" w:afterAutospacing="1" w:line="240" w:lineRule="auto"/>
+        <w:rPr>
+          <w:rFonts w:ascii="Arial" w:eastAsia="Times New Roman" w:hAnsi="Arial" w:cs="Arial"/>
+          <w:sz w:val="24"/>
+          <w:szCs w:val="24"/>
+          <w:lang w:eastAsia="es-MX"/>
+        </w:rPr>
+      </w:pPr>
+    </w:p>
+    <w:p>
+      <w:pPr>
+        <w:spacing w:before="100" w:beforeAutospacing="1" w:after="100" w:afterAutospacing="1" w:line="240" w:lineRule="auto"/>
+        <w:rPr>
+          <w:rFonts w:ascii="Arial" w:eastAsia="Times New Roman" w:hAnsi="Arial" w:cs="Arial"/>
+          <w:sz w:val="24"/>
+          <w:szCs w:val="24"/>
+          <w:lang w:eastAsia="es-MX"/>
+        </w:rPr>
+      </w:pPr>
+    </w:p>
+    <w:p>
+      <w:pPr>
+        <w:spacing w:before="100" w:beforeAutospacing="1" w:after="100" w:afterAutospacing="1" w:line="240" w:lineRule="auto"/>
+        <w:rPr>
+          <w:rFonts w:ascii="Arial" w:eastAsia="Times New Roman" w:hAnsi="Arial" w:cs="Arial"/>
+          <w:sz w:val="24"/>
+          <w:szCs w:val="24"/>
+          <w:lang w:eastAsia="es-MX"/>
+        </w:rPr>
+      </w:pPr>
+    </w:p>
+    <w:p>
+      <w:pPr>
+        <w:spacing w:before="100" w:beforeAutospacing="1" w:after="100" w:afterAutospacing="1" w:line="240" w:lineRule="auto"/>
+        <w:rPr>
+          <w:rFonts w:ascii="Arial" w:eastAsia="Times New Roman" w:hAnsi="Arial" w:cs="Arial"/>
+          <w:sz w:val="24"/>
+          <w:szCs w:val="24"/>
+          <w:lang w:eastAsia="es-MX"/>
+        </w:rPr>
+      </w:pPr>
+    </w:p>
+    <w:p>
+      <w:pPr>
+        <w:spacing w:before="100" w:beforeAutospacing="1" w:after="100" w:afterAutospacing="1" w:line="240" w:lineRule="auto"/>
+        <w:rPr>
+          <w:rFonts w:ascii="Arial" w:eastAsia="Times New Roman" w:hAnsi="Arial" w:cs="Arial"/>
+          <w:sz w:val="24"/>
+          <w:szCs w:val="24"/>
+          <w:lang w:eastAsia="es-MX"/>
+        </w:rPr>
+      </w:pPr>
+    </w:p>
+    <w:p>
+      <w:pPr>
+        <w:spacing w:before="100" w:beforeAutospacing="1" w:after="100" w:afterAutospacing="1" w:line="240" w:lineRule="auto"/>
+        <w:rPr>
+          <w:rFonts w:ascii="Arial" w:eastAsia="Times New Roman" w:hAnsi="Arial" w:cs="Arial"/>
+          <w:sz w:val="24"/>
+          <w:szCs w:val="24"/>
+          <w:lang w:eastAsia="es-MX"/>
+        </w:rPr>
+      </w:pPr>
+    </w:p>
+    <w:p>
+      <w:pPr>
+        <w:spacing w:before="100" w:beforeAutospacing="1" w:after="100" w:afterAutospacing="1" w:line="240" w:lineRule="auto"/>
+        <w:rPr>
+          <w:rFonts w:ascii="Arial" w:eastAsia="Times New Roman" w:hAnsi="Arial" w:cs="Arial"/>
+          <w:sz w:val="24"/>
+          <w:szCs w:val="24"/>
+          <w:lang w:eastAsia="es-MX"/>
+        </w:rPr>
+      </w:pPr>
+    </w:p>
+    <w:p>
+      <w:pPr>
+        <w:spacing w:before="100" w:beforeAutospacing="1" w:after="100" w:afterAutospacing="1" w:line="240" w:lineRule="auto"/>
+        <w:rPr>
+          <w:rFonts w:ascii="Arial" w:eastAsia="Times New Roman" w:hAnsi="Arial" w:cs="Arial"/>
+          <w:sz w:val="24"/>
+          <w:szCs w:val="24"/>
+          <w:lang w:eastAsia="es-MX"/>
+        </w:rPr>
+      </w:pPr>
+    </w:p>
+    <w:p>
+      <w:pPr>
+        <w:spacing w:before="100" w:beforeAutospacing="1" w:after="100" w:afterAutospacing="1" w:line="240" w:lineRule="auto"/>
+        <w:rPr>
+          <w:rFonts w:ascii="Arial" w:eastAsia="Times New Roman" w:hAnsi="Arial" w:cs="Arial"/>
+          <w:sz w:val="24"/>
+          <w:szCs w:val="24"/>
+          <w:lang w:eastAsia="es-MX"/>
+        </w:rPr>
+      </w:pPr>
+    </w:p>
+    <w:p>
+      <w:pPr>
+        <w:spacing w:before="100" w:beforeAutospacing="1" w:after="100" w:afterAutospacing="1" w:line="240" w:lineRule="auto"/>
+        <w:rPr>
+          <w:rFonts w:ascii="Arial" w:eastAsia="Times New Roman" w:hAnsi="Arial" w:cs="Arial"/>
+          <w:sz w:val="24"/>
+          <w:szCs w:val="24"/>
+          <w:lang w:eastAsia="es-MX"/>
+        </w:rPr>
+      </w:pPr>
+    </w:p>
+    <w:p>
+      <w:pPr>
+        <w:spacing w:before="100" w:beforeAutospacing="1" w:after="100" w:afterAutospacing="1" w:line="240" w:lineRule="auto"/>
+        <w:rPr>
+          <w:rFonts w:ascii="Arial" w:eastAsia="Times New Roman" w:hAnsi="Arial" w:cs="Arial"/>
+          <w:sz w:val="24"/>
+          <w:szCs w:val="24"/>
+          <w:lang w:eastAsia="es-MX"/>
+        </w:rPr>
+      </w:pPr>
+    </w:p>
+    <w:p>
+      <w:pPr>
+        <w:spacing w:before="100" w:beforeAutospacing="1" w:after="100" w:afterAutospacing="1" w:line="240" w:lineRule="auto"/>
+        <w:rPr>
+          <w:rFonts w:ascii="Arial" w:eastAsia="Times New Roman" w:hAnsi="Arial" w:cs="Arial"/>
+          <w:sz w:val="24"/>
+          <w:szCs w:val="24"/>
+          <w:lang w:eastAsia="es-MX"/>
+        </w:rPr>
+      </w:pPr>
+    </w:p>
+    <w:p>
+      <w:pPr>
+        <w:spacing w:before="100" w:beforeAutospacing="1" w:after="100" w:afterAutospacing="1" w:line="240" w:lineRule="auto"/>
+        <w:rPr>
+          <w:rFonts w:ascii="Arial" w:eastAsia="Times New Roman" w:hAnsi="Arial" w:cs="Arial"/>
+          <w:sz w:val="24"/>
+          <w:szCs w:val="24"/>
+          <w:lang w:eastAsia="es-MX"/>
+        </w:rPr>
+      </w:pPr>
+    </w:p>
+    <w:p>
+      <w:pPr>
+        <w:spacing w:before="100" w:beforeAutospacing="1" w:after="100" w:afterAutospacing="1" w:line="240" w:lineRule="auto"/>
+        <w:rPr>
+          <w:rFonts w:ascii="Arial" w:eastAsia="Times New Roman" w:hAnsi="Arial" w:cs="Arial"/>
+          <w:sz w:val="24"/>
+          <w:szCs w:val="24"/>
+          <w:lang w:eastAsia="es-MX"/>
+        </w:rPr>
+      </w:pPr>
+    </w:p>
+    <w:p>
+      <w:pPr>
+        <w:rPr>
+          <w:rFonts w:ascii="Arial" w:hAnsi="Arial" w:cs="Arial"/>
+          <w:b/>
+          <w:sz w:val="32"/>
+          <w:lang w:val="es-ES"/>
+        </w:rPr>
+      </w:pPr>
+      <w:r>
+        <w:rPr>
+          <w:rFonts w:ascii="Arial" w:hAnsi="Arial" w:cs="Arial"/>
+          <w:b/>
+          <w:sz w:val="32"/>
+          <w:lang w:val="es-ES"/>
+        </w:rPr>
+        <w:lastRenderedPageBreak/>
         <w:t>Audiencia:</w:t>
       </w:r>
     </w:p>
@@ -1243,131 +1555,240 @@
         </w:rPr>
         <w:t>Wild Bloom</w:t>
       </w:r>
+      <w:r>
+        <w:rPr>
+          <w:rFonts w:ascii="Arial" w:eastAsia="Times New Roman" w:hAnsi="Arial" w:cs="Arial"/>
+          <w:sz w:val="24"/>
+          <w:szCs w:val="24"/>
+          <w:lang w:eastAsia="es-MX"/>
+        </w:rPr>
+        <w:t>), y busca ropa que se ajuste a sus gustos y presupuesto.</w:t>
+      </w:r>
+    </w:p>
+    <w:p>
+      <w:pPr>
+        <w:spacing w:before="100" w:beforeAutospacing="1" w:after="100" w:afterAutospacing="1" w:line="240" w:lineRule="auto"/>
+        <w:rPr>
+          <w:rFonts w:ascii="Arial" w:eastAsia="Times New Roman" w:hAnsi="Arial" w:cs="Arial"/>
+          <w:sz w:val="24"/>
+          <w:szCs w:val="24"/>
+          <w:lang w:eastAsia="es-MX"/>
+        </w:rPr>
+      </w:pPr>
+      <w:r>
+        <w:rPr>
+          <w:rFonts w:ascii="Arial" w:eastAsia="Times New Roman" w:hAnsi="Arial" w:cs="Arial"/>
+          <w:b/>
+          <w:bCs/>
+          <w:sz w:val="24"/>
+          <w:szCs w:val="24"/>
+          <w:lang w:eastAsia="es-MX"/>
+        </w:rPr>
+        <w:t>Intereses:</w:t>
+      </w:r>
+      <w:r>
+        <w:rPr>
+          <w:rFonts w:ascii="Arial" w:eastAsia="Times New Roman" w:hAnsi="Arial" w:cs="Arial"/>
+          <w:sz w:val="24"/>
+          <w:szCs w:val="24"/>
+          <w:lang w:eastAsia="es-MX"/>
+        </w:rPr>
+        <w:t xml:space="preserve"> Estilo casual, ropa para eventos sociales, ropa deportiva, </w:t>
+      </w:r>
+      <w:proofErr w:type="spellStart"/>
+      <w:r>
+        <w:rPr>
+          <w:rFonts w:ascii="Arial" w:eastAsia="Times New Roman" w:hAnsi="Arial" w:cs="Arial"/>
+          <w:sz w:val="24"/>
+          <w:szCs w:val="24"/>
+          <w:lang w:eastAsia="es-MX"/>
+        </w:rPr>
+        <w:t>streetwear</w:t>
+      </w:r>
+      <w:proofErr w:type="spellEnd"/>
+      <w:r>
+        <w:rPr>
+          <w:rFonts w:ascii="Arial" w:eastAsia="Times New Roman" w:hAnsi="Arial" w:cs="Arial"/>
+          <w:sz w:val="24"/>
+          <w:szCs w:val="24"/>
+          <w:lang w:eastAsia="es-MX"/>
+        </w:rPr>
+        <w:t>, prendas versátiles para el día a día y productos de marcas emergentes.</w:t>
+      </w:r>
+    </w:p>
+    <w:p>
+      <w:pPr>
+        <w:spacing w:before="100" w:beforeAutospacing="1" w:after="100" w:afterAutospacing="1" w:line="240" w:lineRule="auto"/>
+        <w:rPr>
+          <w:rFonts w:ascii="Arial" w:eastAsia="Times New Roman" w:hAnsi="Arial" w:cs="Arial"/>
+          <w:sz w:val="24"/>
+          <w:szCs w:val="24"/>
+          <w:lang w:eastAsia="es-MX"/>
+        </w:rPr>
+      </w:pPr>
+      <w:r>
+        <w:rPr>
+          <w:rFonts w:ascii="Arial" w:eastAsia="Times New Roman" w:hAnsi="Arial" w:cs="Arial"/>
+          <w:b/>
+          <w:bCs/>
+          <w:sz w:val="24"/>
+          <w:szCs w:val="24"/>
+          <w:lang w:eastAsia="es-MX"/>
+        </w:rPr>
+        <w:t>Objetivos en la web:</w:t>
+      </w:r>
+      <w:r>
+        <w:rPr>
+          <w:rFonts w:ascii="Arial" w:eastAsia="Times New Roman" w:hAnsi="Arial" w:cs="Arial"/>
+          <w:sz w:val="24"/>
+          <w:szCs w:val="24"/>
+          <w:lang w:eastAsia="es-MX"/>
+        </w:rPr>
+        <w:t xml:space="preserve"> Est</w:t>
+      </w:r>
+      <w:r>
+        <w:rPr>
+          <w:rFonts w:ascii="Arial" w:eastAsia="Times New Roman" w:hAnsi="Arial" w:cs="Arial"/>
+          <w:sz w:val="24"/>
+          <w:szCs w:val="24"/>
+          <w:lang w:eastAsia="es-MX"/>
+        </w:rPr>
+        <w:t xml:space="preserve">amos </w:t>
+      </w:r>
+      <w:r>
+        <w:rPr>
+          <w:rFonts w:ascii="Arial" w:eastAsia="Times New Roman" w:hAnsi="Arial" w:cs="Arial"/>
+          <w:sz w:val="24"/>
+          <w:szCs w:val="24"/>
+          <w:lang w:eastAsia="es-MX"/>
+        </w:rPr>
+        <w:t>buscando las últimas tendencias, colecciones de temporada, ofertas y una experiencia de compra rápida y fácil.</w:t>
+      </w:r>
+    </w:p>
+    <w:p>
+      <w:pPr>
+        <w:rPr>
+          <w:rFonts w:ascii="Arial" w:hAnsi="Arial" w:cs="Arial"/>
+          <w:b/>
+          <w:sz w:val="32"/>
+          <w:lang w:val="es-ES"/>
+        </w:rPr>
+      </w:pPr>
+    </w:p>
+    <w:p>
+      <w:pPr>
+        <w:rPr>
+          <w:rFonts w:ascii="Arial" w:hAnsi="Arial" w:cs="Arial"/>
+          <w:b/>
+          <w:sz w:val="32"/>
+          <w:lang w:val="es-ES"/>
+        </w:rPr>
+      </w:pPr>
+      <w:r>
+        <w:rPr>
+          <w:rFonts w:ascii="Arial" w:hAnsi="Arial" w:cs="Arial"/>
+          <w:b/>
+          <w:sz w:val="32"/>
+          <w:lang w:val="es-ES"/>
+        </w:rPr>
+        <w:br w:type="page"/>
+      </w:r>
       <w:bookmarkStart w:id="0" w:name="_GoBack"/>
       <w:bookmarkEnd w:id="0"/>
-      <w:r>
-        <w:rPr>
-          <w:rFonts w:ascii="Arial" w:eastAsia="Times New Roman" w:hAnsi="Arial" w:cs="Arial"/>
-          <w:sz w:val="24"/>
-          <w:szCs w:val="24"/>
-          <w:lang w:eastAsia="es-MX"/>
-        </w:rPr>
-        <w:t>), y busca ropa que se ajuste a sus gustos y presupuesto.</w:t>
-      </w:r>
-    </w:p>
-    <w:p>
-      <w:pPr>
-        <w:spacing w:before="100" w:beforeAutospacing="1" w:after="100" w:afterAutospacing="1" w:line="240" w:lineRule="auto"/>
-        <w:rPr>
-          <w:rFonts w:ascii="Arial" w:eastAsia="Times New Roman" w:hAnsi="Arial" w:cs="Arial"/>
-          <w:sz w:val="24"/>
-          <w:szCs w:val="24"/>
-          <w:lang w:eastAsia="es-MX"/>
-        </w:rPr>
-      </w:pPr>
-      <w:r>
-        <w:rPr>
-          <w:rFonts w:ascii="Arial" w:eastAsia="Times New Roman" w:hAnsi="Arial" w:cs="Arial"/>
-          <w:b/>
-          <w:bCs/>
-          <w:sz w:val="24"/>
-          <w:szCs w:val="24"/>
-          <w:lang w:eastAsia="es-MX"/>
-        </w:rPr>
-        <w:t>Intereses:</w:t>
-      </w:r>
-      <w:r>
-        <w:rPr>
-          <w:rFonts w:ascii="Arial" w:eastAsia="Times New Roman" w:hAnsi="Arial" w:cs="Arial"/>
-          <w:sz w:val="24"/>
-          <w:szCs w:val="24"/>
-          <w:lang w:eastAsia="es-MX"/>
-        </w:rPr>
-        <w:t xml:space="preserve"> Estilo casual, ropa para eventos sociales, ropa deportiva, </w:t>
-      </w:r>
-      <w:proofErr w:type="spellStart"/>
-      <w:r>
-        <w:rPr>
-          <w:rFonts w:ascii="Arial" w:eastAsia="Times New Roman" w:hAnsi="Arial" w:cs="Arial"/>
-          <w:sz w:val="24"/>
-          <w:szCs w:val="24"/>
-          <w:lang w:eastAsia="es-MX"/>
-        </w:rPr>
-        <w:t>streetwear</w:t>
-      </w:r>
-      <w:proofErr w:type="spellEnd"/>
-      <w:r>
-        <w:rPr>
-          <w:rFonts w:ascii="Arial" w:eastAsia="Times New Roman" w:hAnsi="Arial" w:cs="Arial"/>
-          <w:sz w:val="24"/>
-          <w:szCs w:val="24"/>
-          <w:lang w:eastAsia="es-MX"/>
-        </w:rPr>
-        <w:t>, prendas versátiles para el día a día y productos de marcas emergentes.</w:t>
-      </w:r>
-    </w:p>
-    <w:p>
-      <w:pPr>
-        <w:spacing w:before="100" w:beforeAutospacing="1" w:after="100" w:afterAutospacing="1" w:line="240" w:lineRule="auto"/>
-        <w:rPr>
-          <w:rFonts w:ascii="Arial" w:eastAsia="Times New Roman" w:hAnsi="Arial" w:cs="Arial"/>
-          <w:sz w:val="24"/>
-          <w:szCs w:val="24"/>
-          <w:lang w:eastAsia="es-MX"/>
-        </w:rPr>
-      </w:pPr>
-      <w:r>
-        <w:rPr>
-          <w:rFonts w:ascii="Arial" w:eastAsia="Times New Roman" w:hAnsi="Arial" w:cs="Arial"/>
-          <w:b/>
-          <w:bCs/>
-          <w:sz w:val="24"/>
-          <w:szCs w:val="24"/>
-          <w:lang w:eastAsia="es-MX"/>
-        </w:rPr>
-        <w:t>Objetivos en la web:</w:t>
-      </w:r>
-      <w:r>
-        <w:rPr>
-          <w:rFonts w:ascii="Arial" w:eastAsia="Times New Roman" w:hAnsi="Arial" w:cs="Arial"/>
-          <w:sz w:val="24"/>
-          <w:szCs w:val="24"/>
-          <w:lang w:eastAsia="es-MX"/>
-        </w:rPr>
-        <w:t xml:space="preserve"> Est</w:t>
-      </w:r>
-      <w:r>
-        <w:rPr>
-          <w:rFonts w:ascii="Arial" w:eastAsia="Times New Roman" w:hAnsi="Arial" w:cs="Arial"/>
-          <w:sz w:val="24"/>
-          <w:szCs w:val="24"/>
-          <w:lang w:eastAsia="es-MX"/>
-        </w:rPr>
-        <w:t xml:space="preserve">amos </w:t>
-      </w:r>
-      <w:r>
-        <w:rPr>
-          <w:rFonts w:ascii="Arial" w:eastAsia="Times New Roman" w:hAnsi="Arial" w:cs="Arial"/>
-          <w:sz w:val="24"/>
-          <w:szCs w:val="24"/>
-          <w:lang w:eastAsia="es-MX"/>
-        </w:rPr>
-        <w:t>buscando las últimas tendencias, colecciones de temporada, ofertas y una experiencia de compra rápida y fácil.</w:t>
-      </w:r>
-    </w:p>
-    <w:p>
-      <w:pPr>
-        <w:rPr>
-          <w:rFonts w:ascii="Arial" w:hAnsi="Arial" w:cs="Arial"/>
-          <w:b/>
-          <w:sz w:val="32"/>
-          <w:lang w:val="es-ES"/>
-        </w:rPr>
-      </w:pPr>
+    </w:p>
+    <w:p>
+      <w:pPr>
+        <w:rPr>
+          <w:rFonts w:ascii="Arial" w:hAnsi="Arial" w:cs="Arial"/>
+          <w:b/>
+          <w:sz w:val="32"/>
+          <w:lang w:val="es-ES"/>
+        </w:rPr>
+      </w:pPr>
+    </w:p>
+    <w:p>
+      <w:pPr>
+        <w:rPr>
+          <w:rFonts w:ascii="Arial" w:hAnsi="Arial" w:cs="Arial"/>
+          <w:b/>
+          <w:sz w:val="32"/>
+          <w:lang w:val="es-ES"/>
+        </w:rPr>
+      </w:pPr>
+      <w:r>
+        <w:rPr>
+          <w:rFonts w:ascii="Arial" w:hAnsi="Arial" w:cs="Arial"/>
+          <w:b/>
+          <w:noProof/>
+          <w:sz w:val="32"/>
+          <w:lang w:val="es-ES"/>
+        </w:rPr>
+        <w:drawing>
+          <wp:anchor distT="0" distB="0" distL="114300" distR="114300" simplePos="0" relativeHeight="251659264" behindDoc="0" locked="0" layoutInCell="1" allowOverlap="1">
+            <wp:simplePos x="0" y="0"/>
+            <wp:positionH relativeFrom="margin">
+              <wp:align>center</wp:align>
+            </wp:positionH>
+            <wp:positionV relativeFrom="paragraph">
+              <wp:posOffset>546735</wp:posOffset>
+            </wp:positionV>
+            <wp:extent cx="6604498" cy="4953000"/>
+            <wp:effectExtent l="0" t="0" r="6350" b="0"/>
+            <wp:wrapNone/>
+            <wp:docPr id="3" name="Imagen 3"/>
+            <wp:cNvGraphicFramePr>
+              <a:graphicFrameLocks xmlns:a="http://schemas.openxmlformats.org/drawingml/2006/main" noChangeAspect="1"/>
+            </wp:cNvGraphicFramePr>
+            <a:graphic xmlns:a="http://schemas.openxmlformats.org/drawingml/2006/main">
+              <a:graphicData uri="http://schemas.openxmlformats.org/drawingml/2006/picture">
+                <pic:pic xmlns:pic="http://schemas.openxmlformats.org/drawingml/2006/picture">
+                  <pic:nvPicPr>
+                    <pic:cNvPr id="3" name="Beige Cafetería Mapa del Sitio Diagrama (1).png"/>
+                    <pic:cNvPicPr/>
+                  </pic:nvPicPr>
+                  <pic:blipFill>
+                    <a:blip r:embed="rId6">
+                      <a:extLst>
+                        <a:ext uri="{28A0092B-C50C-407E-A947-70E740481C1C}">
+                          <a14:useLocalDpi xmlns:a14="http://schemas.microsoft.com/office/drawing/2010/main" val="0"/>
+                        </a:ext>
+                      </a:extLst>
+                    </a:blip>
+                    <a:stretch>
+                      <a:fillRect/>
+                    </a:stretch>
+                  </pic:blipFill>
+                  <pic:spPr>
+                    <a:xfrm>
+                      <a:off x="0" y="0"/>
+                      <a:ext cx="6604498" cy="4953000"/>
+                    </a:xfrm>
+                    <a:prstGeom prst="rect">
+                      <a:avLst/>
+                    </a:prstGeom>
+                  </pic:spPr>
+                </pic:pic>
+              </a:graphicData>
+            </a:graphic>
+            <wp14:sizeRelH relativeFrom="margin">
+              <wp14:pctWidth>0</wp14:pctWidth>
+            </wp14:sizeRelH>
+            <wp14:sizeRelV relativeFrom="margin">
+              <wp14:pctHeight>0</wp14:pctHeight>
+            </wp14:sizeRelV>
+          </wp:anchor>
+        </w:drawing>
+      </w:r>
     </w:p>
     <w:sectPr>
       <w:pgSz w:w="12240" w:h="15840"/>
       <w:pgMar w:top="1417" w:right="1701" w:bottom="1417" w:left="1701" w:header="708" w:footer="708" w:gutter="0"/>
+      <w:pgBorders w:offsetFrom="page">
+        <w:top w:val="dotDotDash" w:sz="12" w:space="24" w:color="FF99FF"/>
+        <w:left w:val="dotDotDash" w:sz="12" w:space="24" w:color="FF99FF"/>
+        <w:bottom w:val="dotDotDash" w:sz="12" w:space="24" w:color="FF99FF"/>
+        <w:right w:val="dotDotDash" w:sz="12" w:space="24" w:color="FF99FF"/>
+      </w:pgBorders>
       <w:cols w:space="708"/>
       <w:docGrid w:linePitch="360"/>
     </w:sectPr>
